--- a/spa/docx/011.content.docx
+++ b/spa/docx/011.content.docx
@@ -286,18 +286,12 @@
         </w:rPr>
         <w:t xml:space="preserve"> es el territorio o el pueblo que gobierna un </w:t>
       </w:r>
-      <w:hyperlink r:id="rId13">
-        <w:r>
-          <w:rPr>
-            <w:lang w:val="es_ES" w:bidi="es_ES"/>
-          </w:rPr>
-          <w:rPr>
-            <w:color w:val="0000EE"/>
-            <w:u w:val="single"/>
-          </w:rPr>
-          <w:t>rey</w:t>
-        </w:r>
-      </w:hyperlink>
+      <w:r>
+        <w:rPr>
+          <w:lang w:val="es_ES" w:bidi="es_ES"/>
+        </w:rPr>
+        <w:t>rey</w:t>
+      </w:r>
       <w:r>
         <w:rPr>
           <w:lang w:val="es_ES" w:bidi="es_ES"/>
@@ -380,7 +374,6 @@
       </w:r>
       <w:r>
         <w:rPr>
-          <w:b/>
           <w:lang w:val="es_ES" w:bidi="es_ES"/>
         </w:rPr>
         <w:t>judíos</w:t>
@@ -391,18 +384,12 @@
         </w:rPr>
         <w:t xml:space="preserve"> consideraban irrespetuoso pronunciar el nombre de Dios, a veces decían “</w:t>
       </w:r>
-      <w:hyperlink r:id="rId14">
-        <w:r>
-          <w:rPr>
-            <w:lang w:val="es_ES" w:bidi="es_ES"/>
-          </w:rPr>
-          <w:rPr>
-            <w:color w:val="0000EE"/>
-            <w:u w:val="single"/>
-          </w:rPr>
-          <w:t>cielo</w:t>
-        </w:r>
-      </w:hyperlink>
+      <w:r>
+        <w:rPr>
+          <w:lang w:val="es_ES" w:bidi="es_ES"/>
+        </w:rPr>
+        <w:t>cielo</w:t>
+      </w:r>
       <w:r>
         <w:rPr>
           <w:lang w:val="es_ES" w:bidi="es_ES"/>
@@ -423,54 +410,36 @@
         </w:rPr>
         <w:t xml:space="preserve">Un </w:t>
       </w:r>
-      <w:hyperlink r:id="rId13">
-        <w:r>
-          <w:rPr>
-            <w:lang w:val="es_ES" w:bidi="es_ES"/>
-          </w:rPr>
-          <w:rPr>
-            <w:color w:val="0000EE"/>
-            <w:u w:val="single"/>
-          </w:rPr>
-          <w:t>rey</w:t>
-        </w:r>
-      </w:hyperlink>
+      <w:r>
+        <w:rPr>
+          <w:lang w:val="es_ES" w:bidi="es_ES"/>
+        </w:rPr>
+        <w:t>rey</w:t>
+      </w:r>
       <w:r>
         <w:rPr>
           <w:lang w:val="es_ES" w:bidi="es_ES"/>
         </w:rPr>
         <w:t xml:space="preserve"> es un gobernante que está a cargo de un grupo de personas. La tierra que está bajo la </w:t>
       </w:r>
-      <w:hyperlink r:id="rId15">
-        <w:r>
-          <w:rPr>
-            <w:lang w:val="es_ES" w:bidi="es_ES"/>
-          </w:rPr>
-          <w:rPr>
-            <w:color w:val="0000EE"/>
-            <w:u w:val="single"/>
-          </w:rPr>
-          <w:t>autoridad</w:t>
-        </w:r>
-      </w:hyperlink>
+      <w:r>
+        <w:rPr>
+          <w:lang w:val="es_ES" w:bidi="es_ES"/>
+        </w:rPr>
+        <w:t>autoridad</w:t>
+      </w:r>
       <w:r>
         <w:rPr>
           <w:lang w:val="es_ES" w:bidi="es_ES"/>
         </w:rPr>
         <w:t xml:space="preserve"> de un rey se llama su </w:t>
       </w:r>
-      <w:hyperlink r:id="rId16">
-        <w:r>
-          <w:rPr>
-            <w:lang w:val="es_ES" w:bidi="es_ES"/>
-          </w:rPr>
-          <w:rPr>
-            <w:color w:val="0000EE"/>
-            <w:u w:val="single"/>
-          </w:rPr>
-          <w:t>reino</w:t>
-        </w:r>
-      </w:hyperlink>
+      <w:r>
+        <w:rPr>
+          <w:lang w:val="es_ES" w:bidi="es_ES"/>
+        </w:rPr>
+        <w:t>reino</w:t>
+      </w:r>
       <w:r>
         <w:rPr>
           <w:lang w:val="es_ES" w:bidi="es_ES"/>
@@ -491,18 +460,12 @@
         </w:rPr>
         <w:t xml:space="preserve">Dios es el rey de todo el mundo. Toda la creación es su reino. En el Antiguo Testamento, el pueblo de </w:t>
       </w:r>
-      <w:hyperlink r:id="rId17">
-        <w:r>
-          <w:rPr>
-            <w:lang w:val="es_ES" w:bidi="es_ES"/>
-          </w:rPr>
-          <w:rPr>
-            <w:color w:val="0000EE"/>
-            <w:u w:val="single"/>
-          </w:rPr>
-          <w:t>Israel</w:t>
-        </w:r>
-      </w:hyperlink>
+      <w:r>
+        <w:rPr>
+          <w:lang w:val="es_ES" w:bidi="es_ES"/>
+        </w:rPr>
+        <w:t>Israel</w:t>
+      </w:r>
       <w:r>
         <w:rPr>
           <w:lang w:val="es_ES" w:bidi="es_ES"/>
@@ -525,35 +488,33 @@
       </w:r>
       <w:r>
         <w:rPr>
+          <w:lang w:val="es_ES" w:bidi="es_ES"/>
+        </w:rPr>
+        <w:t>israelitas</w:t>
+      </w:r>
+      <w:r>
+        <w:rPr>
+          <w:lang w:val="es_ES" w:bidi="es_ES"/>
+        </w:rPr>
+        <w:t xml:space="preserve">. Los </w:t>
+      </w:r>
+      <w:r>
+        <w:rPr>
+          <w:lang w:val="es_ES" w:bidi="es_ES"/>
+        </w:rPr>
+        <w:t>profetas</w:t>
+      </w:r>
+      <w:r>
+        <w:rPr>
+          <w:lang w:val="es_ES" w:bidi="es_ES"/>
+        </w:rPr>
+        <w:t xml:space="preserve">, que daban mensajes de Dios al pueblo, les dijeron a los israelitas que un día Dios vendría y establecería su reino para siempre. Cuando eso ocurriera, todas las personas se someterían a Dios y le obedecerían. Todas las personas en todas partes, y toda la creación, vivirían en una </w:t>
+      </w:r>
+      <w:r>
+        <w:rPr>
           <w:b/>
           <w:lang w:val="es_ES" w:bidi="es_ES"/>
         </w:rPr>
-        <w:t>israelitas</w:t>
-      </w:r>
-      <w:r>
-        <w:rPr>
-          <w:lang w:val="es_ES" w:bidi="es_ES"/>
-        </w:rPr>
-        <w:t xml:space="preserve">. Los </w:t>
-      </w:r>
-      <w:r>
-        <w:rPr>
-          <w:b/>
-          <w:lang w:val="es_ES" w:bidi="es_ES"/>
-        </w:rPr>
-        <w:t>profetas</w:t>
-      </w:r>
-      <w:r>
-        <w:rPr>
-          <w:lang w:val="es_ES" w:bidi="es_ES"/>
-        </w:rPr>
-        <w:t xml:space="preserve">, que daban mensajes de Dios al pueblo, les dijeron a los israelitas que un día Dios vendría y establecería su reino para siempre. Cuando eso ocurriera, todas las personas se someterían a Dios y le obedecerían. Todas las personas en todas partes, y toda la creación, vivirían en una </w:t>
-      </w:r>
-      <w:r>
-        <w:rPr>
-          <w:b/>
-          <w:lang w:val="es_ES" w:bidi="es_ES"/>
-        </w:rPr>
         <w:t>relación</w:t>
       </w:r>
       <w:r>
@@ -562,18 +523,12 @@
         </w:rPr>
         <w:t xml:space="preserve"> correcta con Dios. No habría más sufrimiento ni </w:t>
       </w:r>
-      <w:hyperlink r:id="rId18">
-        <w:r>
-          <w:rPr>
-            <w:lang w:val="es_ES" w:bidi="es_ES"/>
-          </w:rPr>
-          <w:rPr>
-            <w:color w:val="0000EE"/>
-            <w:u w:val="single"/>
-          </w:rPr>
-          <w:t>maldad</w:t>
-        </w:r>
-      </w:hyperlink>
+      <w:r>
+        <w:rPr>
+          <w:lang w:val="es_ES" w:bidi="es_ES"/>
+        </w:rPr>
+        <w:t>maldad</w:t>
+      </w:r>
       <w:r>
         <w:rPr>
           <w:lang w:val="es_ES" w:bidi="es_ES"/>
@@ -582,7 +537,6 @@
       </w:r>
       <w:r>
         <w:rPr>
-          <w:b/>
           <w:lang w:val="es_ES" w:bidi="es_ES"/>
         </w:rPr>
         <w:t>oraba</w:t>
@@ -620,18 +574,12 @@
         </w:rPr>
         <w:t xml:space="preserve">! Los maravillosos </w:t>
       </w:r>
-      <w:hyperlink r:id="rId19">
-        <w:r>
-          <w:rPr>
-            <w:lang w:val="es_ES" w:bidi="es_ES"/>
-          </w:rPr>
-          <w:rPr>
-            <w:color w:val="0000EE"/>
-            <w:u w:val="single"/>
-          </w:rPr>
-          <w:t>milagros</w:t>
-        </w:r>
-      </w:hyperlink>
+      <w:r>
+        <w:rPr>
+          <w:lang w:val="es_ES" w:bidi="es_ES"/>
+        </w:rPr>
+        <w:t>milagros</w:t>
+      </w:r>
       <w:r>
         <w:rPr>
           <w:lang w:val="es_ES" w:bidi="es_ES"/>
@@ -652,36 +600,24 @@
         </w:rPr>
         <w:t xml:space="preserve">Pero todavía no podemos ver completamente que Dios está gobernando. Las personas todavía se enferman, </w:t>
       </w:r>
-      <w:hyperlink r:id="rId20">
-        <w:r>
-          <w:rPr>
-            <w:lang w:val="es_ES" w:bidi="es_ES"/>
-          </w:rPr>
-          <w:rPr>
-            <w:color w:val="0000EE"/>
-            <w:u w:val="single"/>
-          </w:rPr>
-          <w:t>pecan</w:t>
-        </w:r>
-      </w:hyperlink>
+      <w:r>
+        <w:rPr>
+          <w:lang w:val="es_ES" w:bidi="es_ES"/>
+        </w:rPr>
+        <w:t>pecan</w:t>
+      </w:r>
       <w:r>
         <w:rPr>
           <w:lang w:val="es_ES" w:bidi="es_ES"/>
         </w:rPr>
         <w:t xml:space="preserve"> y hay guerras </w:t>
       </w:r>
-      <w:hyperlink r:id="rId21">
-        <w:r>
-          <w:rPr>
-            <w:lang w:val="es_ES" w:bidi="es_ES"/>
-          </w:rPr>
-          <w:rPr>
-            <w:color w:val="0000EE"/>
-            <w:u w:val="single"/>
-          </w:rPr>
-          <w:t>Satanás</w:t>
-        </w:r>
-      </w:hyperlink>
+      <w:r>
+        <w:rPr>
+          <w:lang w:val="es_ES" w:bidi="es_ES"/>
+        </w:rPr>
+        <w:t>Satanás</w:t>
+      </w:r>
       <w:r>
         <w:rPr>
           <w:lang w:val="es_ES" w:bidi="es_ES"/>
@@ -716,18 +652,12 @@
         </w:rPr>
         <w:t xml:space="preserve">Las personas en la época de Jesús pensaban que, cuando viniera el reino de Dios, Israel sería restaurado como una </w:t>
       </w:r>
-      <w:hyperlink r:id="rId22">
-        <w:r>
-          <w:rPr>
-            <w:lang w:val="es_ES" w:bidi="es_ES"/>
-          </w:rPr>
-          <w:rPr>
-            <w:color w:val="0000EE"/>
-            <w:u w:val="single"/>
-          </w:rPr>
-          <w:t>nación</w:t>
-        </w:r>
-      </w:hyperlink>
+      <w:r>
+        <w:rPr>
+          <w:lang w:val="es_ES" w:bidi="es_ES"/>
+        </w:rPr>
+        <w:t>nación</w:t>
+      </w:r>
       <w:r>
         <w:rPr>
           <w:lang w:val="es_ES" w:bidi="es_ES"/>
@@ -736,7 +666,6 @@
       </w:r>
       <w:r>
         <w:rPr>
-          <w:b/>
           <w:lang w:val="es_ES" w:bidi="es_ES"/>
         </w:rPr>
         <w:t>discípulos</w:t>
@@ -763,7 +692,6 @@
       </w:r>
       <w:r>
         <w:rPr>
-          <w:b/>
           <w:lang w:val="es_ES" w:bidi="es_ES"/>
         </w:rPr>
         <w:t>parábolas</w:t>
@@ -815,18 +743,12 @@
         </w:rPr>
         <w:t xml:space="preserve">Algunos pasajes del Nuevo Testamento hablan de Dios como rey, y otros pasajes hablan de Jesús como rey. Como Jesús también es Dios, ambas cosas son verdad al mismo tiempo. El </w:t>
       </w:r>
-      <w:hyperlink r:id="rId23">
-        <w:r>
-          <w:rPr>
-            <w:lang w:val="es_ES" w:bidi="es_ES"/>
-          </w:rPr>
-          <w:rPr>
-            <w:color w:val="0000EE"/>
-            <w:u w:val="single"/>
-          </w:rPr>
-          <w:t>apóstol</w:t>
-        </w:r>
-      </w:hyperlink>
+      <w:r>
+        <w:rPr>
+          <w:lang w:val="es_ES" w:bidi="es_ES"/>
+        </w:rPr>
+        <w:t>apóstol</w:t>
+      </w:r>
       <w:r>
         <w:rPr>
           <w:lang w:val="es_ES" w:bidi="es_ES"/>
